--- a/tillsyn/A 35453-2026 tillsynsbegäran.docx
+++ b/tillsyn/A 35453-2026 tillsynsbegäran.docx
@@ -1216,7 +1216,7 @@
     <w:r>
       <w:tab/>
       <w:tab/>
-      <w:t>2026-09-14</w:t>
+      <w:t>2026-09-15</w:t>
       <w:br/>
       <w:br/>
     </w:r>

--- a/tillsyn/A 35453-2026 tillsynsbegäran.docx
+++ b/tillsyn/A 35453-2026 tillsynsbegäran.docx
@@ -1216,7 +1216,7 @@
     <w:r>
       <w:tab/>
       <w:tab/>
-      <w:t>2026-09-15</w:t>
+      <w:t>2026-09-16</w:t>
       <w:br/>
       <w:br/>
     </w:r>

--- a/tillsyn/A 35453-2026 tillsynsbegäran.docx
+++ b/tillsyn/A 35453-2026 tillsynsbegäran.docx
@@ -1216,7 +1216,7 @@
     <w:r>
       <w:tab/>
       <w:tab/>
-      <w:t>2026-09-16</w:t>
+      <w:t>2026-09-17</w:t>
       <w:br/>
       <w:br/>
     </w:r>

--- a/tillsyn/A 35453-2026 tillsynsbegäran.docx
+++ b/tillsyn/A 35453-2026 tillsynsbegäran.docx
@@ -1216,7 +1216,7 @@
     <w:r>
       <w:tab/>
       <w:tab/>
-      <w:t>2026-09-17</w:t>
+      <w:t>2026-09-18</w:t>
       <w:br/>
       <w:br/>
     </w:r>

--- a/tillsyn/A 35453-2026 tillsynsbegäran.docx
+++ b/tillsyn/A 35453-2026 tillsynsbegäran.docx
@@ -1216,7 +1216,7 @@
     <w:r>
       <w:tab/>
       <w:tab/>
-      <w:t>2026-09-18</w:t>
+      <w:t>2026-09-19</w:t>
       <w:br/>
       <w:br/>
     </w:r>

--- a/tillsyn/A 35453-2026 tillsynsbegäran.docx
+++ b/tillsyn/A 35453-2026 tillsynsbegäran.docx
@@ -1216,7 +1216,7 @@
     <w:r>
       <w:tab/>
       <w:tab/>
-      <w:t>2026-09-19</w:t>
+      <w:t>2026-09-21</w:t>
       <w:br/>
       <w:br/>
     </w:r>

--- a/tillsyn/A 35453-2026 tillsynsbegäran.docx
+++ b/tillsyn/A 35453-2026 tillsynsbegäran.docx
@@ -22,7 +22,7 @@
       <w:r>
         <w:drawing>
           <wp:inline xmlns:a="http://schemas.openxmlformats.org/drawingml/2006/main" xmlns:pic="http://schemas.openxmlformats.org/drawingml/2006/picture">
-            <wp:extent cx="5486400" cy="5036411"/>
+            <wp:extent cx="5486400" cy="4889870"/>
             <wp:docPr id="1" name="Picture 1"/>
             <wp:cNvGraphicFramePr>
               <a:graphicFrameLocks noChangeAspect="1"/>
@@ -43,7 +43,7 @@
                   <pic:spPr>
                     <a:xfrm>
                       <a:off x="0" y="0"/>
-                      <a:ext cx="5486400" cy="5036411"/>
+                      <a:ext cx="5486400" cy="4889870"/>
                     </a:xfrm>
                     <a:prstGeom prst="rect"/>
                   </pic:spPr>
@@ -60,12 +60,12 @@
         <w:spacing w:after="240"/>
       </w:pPr>
       <w:r>
-        <w:t>Figur 1. Fyndplatser för naturvårdsarter i och inom 10 meter från avverkningsanmälan. Markörer utan svart kant är placerade på fyndplatsen. Markörer med svart kant är placerade vid sidan av fyndplatsen och har ett svart streck som visar fyndplatsens exakta position. Kartans mittpunktskoordinat är N 6757481, E 514012 i SWEREF 99 TM.</w:t>
+        <w:t>Figur 1. Fyndplatser för naturvårdsarter i och inom 11 meter från avverkningsanmälan. Markörer utan svart kant är placerade på fyndplatsen. Markörer med svart kant är placerade vid sidan av fyndplatsen och har ett svart streck som visar fyndplatsens exakta position. Kartans mittpunktskoordinat är N 6757481, E 514012 i SWEREF 99 TM.</w:t>
       </w:r>
     </w:p>
     <w:p>
       <w:r>
-        <w:t>I och inom 10 meter från avverkningsanmälan finns fynd av 10 naturvårdsarter, varav 4 är rödlistade, 4 är fridlysta, 8 är typiska (T) och 3 är signalarter (S): garnlav (VU, T), knärot (VU, T, §8), rosenticka (NT, T), ullticka (NT, T), björksplintborre (S), tibast (S, T), vedticka (S, T), blåsippa (T, §9), spillkråka (T, §4) och nattviol (§8). Se Figur 1.</w:t>
+        <w:t>I och inom 11 meter från avverkningsanmälan finns fynd av 18 naturvårdsarter, varav 6 är rödlistade, 7 är fridlysta, 15 är typiska (T) och 6 är signalarter (S): garnlav (VU, T), knärot (VU, T, §8), rosenticka (NT, T), rynkskinn (NT, T), talltita (NT, §4), ullticka (NT, T), björksplintborre (S), guckusko (S, T, §7), mindre märgborre (S, T), tibast (S, T), underviol (S, T), vedticka (S, T), blåsippa (T, §9), kransmossa (T), ormbär (T), spillkråka (T, §4), tofsmes (T, §4) och nattviol (§8). Se Figur 1.</w:t>
       </w:r>
     </w:p>
     <w:p>
@@ -182,7 +182,7 @@
     </w:p>
     <w:p>
       <w:r>
-        <w:t>I det avverkningsanmälda området finns 7 fyndplatser för knärot registrerade på Artportalen. Figur 2 visar gränserna för buffertzoner på 50 m, som behöver lämnas kring fyndplatserna för att knärotslokalerna inte ska försvinna vid en avverkning. Av det avverkningsanmälda området överlappar 3.07 ha med buffertzonerna och får av detta skäl inte avverkas.</w:t>
+        <w:t>I det avverkningsanmälda området finns 20 fyndplatser för knärot registrerade på Artportalen. Figur 2 visar gränserna för buffertzoner på 50 m, som behöver lämnas kring fyndplatserna för att knärotslokalerna inte ska försvinna vid en avverkning. Av det avverkningsanmälda området överlappar 3.57 ha med buffertzonerna och får av detta skäl inte avverkas.</w:t>
       </w:r>
     </w:p>
     <w:p>
@@ -267,6 +267,46 @@
         <w:rPr>
           <w:b/>
         </w:rPr>
+        <w:t>Rynkskinn (NT)</w:t>
+      </w:r>
+      <w:r>
+        <w:t xml:space="preserve"> är en vednedbrytare som växer på grova granlågor och ingår i en karaktäristisk association av vedsvampar knutna till urskogsartade barrskogar. Den har klassificerats som en “urskogsindikator” och är placerad i toppen av Skogsstyrelsens värdepyramid för bedömning av skog med höga naturvärden. Allt tyder på att rynkskinn är mycket känslig för skogliga ingrepp och lokalerna, som oftast har höga biologiska kvaliteter, bör lämnas till fri utveckling. Rynkskinn är typisk art för </w:t>
+      </w:r>
+      <w:r>
+        <w:rPr>
+          <w:i/>
+        </w:rPr>
+        <w:t xml:space="preserve">9010 Taiga, 9050 Näringsrik granskog </w:t>
+      </w:r>
+      <w:r>
+        <w:t>och</w:t>
+      </w:r>
+      <w:r>
+        <w:rPr>
+          <w:i/>
+        </w:rPr>
+        <w:t xml:space="preserve"> 9030 Landhöjningsskog</w:t>
+      </w:r>
+      <w:r>
+        <w:t xml:space="preserve"> (Nitare &amp; Skogsstyrelsen, 2019; SLU Artdatabanken, 2026).</w:t>
+      </w:r>
+    </w:p>
+    <w:p>
+      <w:r>
+        <w:rPr>
+          <w:b/>
+        </w:rPr>
+        <w:t>Talltita (NT, §4)</w:t>
+      </w:r>
+      <w:r>
+        <w:t>, rödlistad som nära hotad och prioriterad art i Skogsvårdslagen, har häckningsrevir i anmälan. Arten har minskat kraftigt de senaste 30 åren och minskningstakten innevarande 10-årsperiod beräknas till 20 (10–30) %. Talltitan är synnerligen trogen sitt cirka 15 hektar stora revir och är beroende av flerskiktade olikåldriga skogar för att kunna föda upp sina ungar. Talltitan försvinner om dess livsmiljö kalavverkas (Eggers &amp; Low, 2014; Ekman, 1979; Griesser et al, 2007; Klein, 2020; Siffczyk et al, 2003; SLU Artdatabanken, 2021).</w:t>
+      </w:r>
+    </w:p>
+    <w:p>
+      <w:r>
+        <w:rPr>
+          <w:b/>
+        </w:rPr>
         <w:t>Ullticka (NT)</w:t>
       </w:r>
       <w:r>
@@ -334,10 +374,10 @@
         <w:rPr>
           <w:b/>
         </w:rPr>
-        <w:t>Tibast</w:t>
-      </w:r>
-      <w:r>
-        <w:t xml:space="preserve"> är en kalkgynnad buske som växer på mullrik, frisk eller svagt fuktig mark, exempelvis i gamla kalkgranskogar, lövträdslundar, varma källpåverkade sluttningar och exklusiva biotoper kopplade till vattendrag. Förekomster i gammal skog visar på höga naturvärden och bör alltid noteras i samband med naturvärdesinventeringar. Tibast är typisk art för </w:t>
+        <w:t>Guckusko (§7)</w:t>
+      </w:r>
+      <w:r>
+        <w:t xml:space="preserve"> omfattas av EU:s art- och habitatdirektiv och är fridlyst enligt §7 Artskyddsförordningen (bilaga 1) vilket innebär att hela dess livsmiljö ska bevaras. Guckusko är beroende av hög och jämn luftfuktighet i gamla, ostörda skogsmiljöer och är känslig för snabba förändringar av ljus-/vindförhållanden eller uttorkning. Den förekommer främst i skogar som inte påverkats av kraftig störning, till exempel slutavverkning, markberedning, körskador, gödsling eller dikning. Guckusko är rödlistad som nära hotad (NT) i den europeiska rödlistan och Sverige hyser mer än halva den beräknade populationen av arten i EU, vilket innebär att vi har ett internationellt ansvar för arten. Guckusko är typisk art för </w:t>
       </w:r>
       <w:r>
         <w:rPr>
@@ -346,7 +386,85 @@
         <w:t>9050 Näringsrik granskog</w:t>
       </w:r>
       <w:r>
+        <w:t xml:space="preserve"> (SLU Artdatabanken, 2021; IUCN, 2011).</w:t>
+      </w:r>
+    </w:p>
+    <w:p>
+      <w:r>
+        <w:rPr>
+          <w:b/>
+        </w:rPr>
+        <w:t>Mindre märgborre</w:t>
+      </w:r>
+      <w:r>
+        <w:t xml:space="preserve"> är en signalart för tallskog med höga naturvärden och betraktas tillsammans med skarptandad barkborre som nyckelarter för ett antal sällsynta åtgärdsprogramsarter som är beroende av deras gångsystem. Bland dessa kan nämnas avlång barkborre (VU), </w:t>
+      </w:r>
+      <w:r>
+        <w:rPr>
+          <w:i/>
+        </w:rPr>
+        <w:t>Corticeus longulus</w:t>
+      </w:r>
+      <w:r>
+        <w:t xml:space="preserve"> (VU), tallgångbagge (VU), cholodkovskys bastborre (NT) och tallbarksvartbagge (NT). Den mindre märgborrens måsvingeliknande gnaggångar är lätta att känna igen och hittas ofta på grova tallgrenar på marken. Rika förekomster av främst mindre märgborre men även skarptandad barkborre är en signal för artrikedom och inventeringar har visat att det är i skogar med en naturlig självgallring som det skapas förutsättningar för dessa arter samt de efterföljande åtgärdsprogramsarterna. Tallskogar med stark förekomst av mindre märgborre och skarptandad barkborre bör avsättas som reservat. Generellt bör hänsyn tas vid slutavverkning av talldominerad skog så att avverkningsrester som gren- och toppdelar lämnas. Mindre märgborre är typisk art för </w:t>
+      </w:r>
+      <w:r>
+        <w:rPr>
+          <w:i/>
+        </w:rPr>
+        <w:t>9060 Åsbarrskog</w:t>
+      </w:r>
+      <w:r>
+        <w:t xml:space="preserve"> (SLU Artdatabanken, 2026; Pettersson, 2014; Hedgren, 2012; Gunnarsson m fl., 1999).</w:t>
+      </w:r>
+    </w:p>
+    <w:p>
+      <w:r>
+        <w:rPr>
+          <w:b/>
+        </w:rPr>
+        <w:t>Tibast</w:t>
+      </w:r>
+      <w:r>
+        <w:t xml:space="preserve"> är en kalkgynnad buske som växer på mullrik, frisk eller svagt fuktig mark, exempelvis i gamla kalkgranskogar, lövträdslundar, varma källpåverkade sluttningar och exklusiva biotoper kopplade till vattendrag. Förekomster i gammal skog visar på höga naturvärden och bör alltid noteras i samband med naturvärdesinventeringar. Tibast är typisk art för </w:t>
+      </w:r>
+      <w:r>
+        <w:rPr>
+          <w:i/>
+        </w:rPr>
+        <w:t>9050 Näringsrik granskog</w:t>
+      </w:r>
+      <w:r>
         <w:t xml:space="preserve"> och värdväxt för de två fjärilsarterna större tibastmal och brun tibastmal (CR) (SLU Artdatabanken, 2024; Nitare &amp; Skogsstyrelsen, 2019).</w:t>
+      </w:r>
+    </w:p>
+    <w:p>
+      <w:r>
+        <w:rPr>
+          <w:b/>
+        </w:rPr>
+        <w:t xml:space="preserve">Underviol </w:t>
+      </w:r>
+      <w:r>
+        <w:t xml:space="preserve">är en bra signalart i hela sitt utbredningsområde i såväl lövlundar som kalkbarrskogar. Arten är särskilt intressant när den förekommer i barrskog och indikerar då troligen relikta och hotade kalkbarrskogsekosystem. Underviol tål inte dagens storskaliga skogsbruksmetoder även om den vid enstaka tillfällen lyckas kvarstå i fuktdråg efter avverkning. Underviol är typisk art för </w:t>
+      </w:r>
+      <w:r>
+        <w:rPr>
+          <w:i/>
+        </w:rPr>
+        <w:t xml:space="preserve">9050 Näringsrik granskog, 9020 Nordlig ädellövskog </w:t>
+      </w:r>
+      <w:r>
+        <w:t xml:space="preserve">och </w:t>
+      </w:r>
+      <w:r>
+        <w:rPr>
+          <w:i/>
+        </w:rPr>
+        <w:t>9160 Näringsrik ekskog</w:t>
+      </w:r>
+      <w:r>
+        <w:t xml:space="preserve"> (Nitare &amp; Skogsstyrelsen, 2019; SLU Artdatabanken, 2024).</w:t>
       </w:r>
     </w:p>
     <w:p>
@@ -403,6 +521,55 @@
         <w:rPr>
           <w:b/>
         </w:rPr>
+        <w:t>Kransmossa</w:t>
+      </w:r>
+      <w:r>
+        <w:t xml:space="preserve"> är typisk art för </w:t>
+      </w:r>
+      <w:r>
+        <w:rPr>
+          <w:i/>
+        </w:rPr>
+        <w:t xml:space="preserve">9050 Näringsrik granskog </w:t>
+      </w:r>
+      <w:r>
+        <w:t xml:space="preserve">och </w:t>
+      </w:r>
+      <w:r>
+        <w:rPr>
+          <w:i/>
+        </w:rPr>
+        <w:t xml:space="preserve">6170 Alpina kalkgräsmarker </w:t>
+      </w:r>
+      <w:r>
+        <w:t>(SLU Artdatabanken, 2025).</w:t>
+      </w:r>
+    </w:p>
+    <w:p>
+      <w:r>
+        <w:rPr>
+          <w:b/>
+        </w:rPr>
+        <w:t>Ormbär</w:t>
+      </w:r>
+      <w:r>
+        <w:t xml:space="preserve"> är typisk art för </w:t>
+      </w:r>
+      <w:r>
+        <w:rPr>
+          <w:i/>
+        </w:rPr>
+        <w:t xml:space="preserve">9050 Näringsrik granskog </w:t>
+      </w:r>
+      <w:r>
+        <w:t>(SLU Artdatabanken, 2025).</w:t>
+      </w:r>
+    </w:p>
+    <w:p>
+      <w:r>
+        <w:rPr>
+          <w:b/>
+        </w:rPr>
         <w:t>Spillkråka (§4)</w:t>
       </w:r>
       <w:r>
@@ -425,6 +592,26 @@
       </w:r>
       <w:r>
         <w:t>. Den behöver grova träd, främst tall, asp och bok som boträd. Skogsbruk med korta omloppstider och täta, homogena ungskogar utgör det största hotet. Spillkråka är en nyckelart i skogliga miljöer vars övergivna bohål utnyttjas av flera andra hålhäckande fågelarter och fladdermöss, däribland pärluggla (EN, §4), knipa (§4), salskrake (§4) och skogsduva (§4). Hökuggla (VU, §4) och slaguggla (§4) häckar ofta i högstubbar som brutits av i höjd med ett gammalt spillkråkebo (SLU Artdatabanken, 2026; Skogsstyrelsen, 2016).</w:t>
+      </w:r>
+    </w:p>
+    <w:p>
+      <w:r>
+        <w:rPr>
+          <w:b/>
+        </w:rPr>
+        <w:t>Tofsmes (§4)</w:t>
+      </w:r>
+      <w:r>
+        <w:t xml:space="preserve"> häckar i barr- och blandskog, främst i tallskog. Tofsmes är typisk art för </w:t>
+      </w:r>
+      <w:r>
+        <w:rPr>
+          <w:i/>
+        </w:rPr>
+        <w:t xml:space="preserve">9010 Taiga </w:t>
+      </w:r>
+      <w:r>
+        <w:t>(SLU Artdatabanken, 2025).</w:t>
       </w:r>
     </w:p>
     <w:p>
@@ -464,7 +651,7 @@
     </w:p>
     <w:p>
       <w:r>
-        <w:t>Följande typiska arter har sina livsmiljöer och växtplatser i den avverkningsanmälda skogen: garnlav (VU, T), knärot (VU, T, §8), rosenticka (NT, T), ullticka (NT, T), tibast (S, T), vedticka (S, T), blåsippa (T, §9) och spillkråka (T, §4).</w:t>
+        <w:t>Följande typiska arter har sina livsmiljöer och växtplatser i den avverkningsanmälda skogen: garnlav (VU, T), knärot (VU, T, §8), rosenticka (NT, T), rynkskinn (NT, T), ullticka (NT, T), guckusko (S, T, §7), mindre märgborre (S, T), tibast (S, T), underviol (S, T), vedticka (S, T), blåsippa (T, §9), kransmossa (T), ormbär (T), spillkråka (T, §4) och tofsmes (T, §4).</w:t>
       </w:r>
     </w:p>
     <w:p>
@@ -531,7 +718,9 @@
         <w:pStyle w:val="Title"/>
       </w:pPr>
       <w:r>
-        <w:t>BILAGA 1 – Fridlysta arter</w:t>
+        <w:t>BILAGA 1 –</w:t>
+        <w:br/>
+        <w:t>Fridlysta och rödlistade arter</w:t>
       </w:r>
     </w:p>
     <w:p>
@@ -766,6 +955,355 @@
       </w:r>
       <w:r>
         <w:t>SLU Artdatabanken, Uppsala.</w:t>
+      </w:r>
+    </w:p>
+    <w:p>
+      <w:pPr>
+        <w:pStyle w:val="Heading1"/>
+      </w:pPr>
+      <w:r>
+        <w:t>Talltita – ekologi samt krav på livsmiljön</w:t>
+      </w:r>
+    </w:p>
+    <w:p>
+      <w:r>
+        <w:t>Talltita är rödlistad som NT, fridlyst och prioriterad art i Skogsvårdslagen. Den omfattas av EU:s fågeldirektiv. Arten har minskat kraftigt de senaste 30 åren och minskningstakten innevarande 10-årsperiod beräknas till 20 (10–30) % (SLU Artdatabanken, 2022).</w:t>
+      </w:r>
+    </w:p>
+    <w:p>
+      <w:r>
+        <w:t>Talltita föredrar större sammanhängande barrskogar, och finns såväl i tallskog som granskog och i lövblandad barrskog. Skogens struktur är viktig och ska helst vara flerskiktad med riklig underväxt av mindre granar, björk och andra lövträd och buskar. Tillgång på murknande högstubbar är särskilt viktig, eftersom talltitan helst själv hackar ut sitt bohål (SLU Artdatabanken, 2022).</w:t>
+      </w:r>
+    </w:p>
+    <w:p>
+      <w:r>
+        <w:t>Det finns flera studier som visar att talltita är känslig för gallring och inte överlever när dess livsmiljö kalavverkas (Eggers and Low, 2014; Griesser et al., 2007; Klein, 2020). Talltitans revir är förhållandevis stora, 10–20 hektar och arten missgynnas när skogen fragmenteras. Kalavverkning av större delar av reviret innebär att det överges (Artdatabanken, 2021).</w:t>
+      </w:r>
+    </w:p>
+    <w:p>
+      <w:r>
+        <w:t>Talltitan är synnerligen trogen sitt revir så länge paret lever och biotopen förblir intakt. Paret stannar i sitt revir året om. En förlust av ett revir har därför en stor inverkan på den lokala populationen och trakthyggesbruket anses vara orsak till den svenska populationens kraftiga minskning. Talltiteparets revirtrohet innebär att närhelst under året man observerar en adult talltita så ingår denna plats i reviret (Siffczyk et al., 2003; Ekman, 1979).</w:t>
+      </w:r>
+    </w:p>
+    <w:p>
+      <w:pPr>
+        <w:pStyle w:val="Heading2"/>
+      </w:pPr>
+      <w:r>
+        <w:t>Referenser – talltita</w:t>
+      </w:r>
+    </w:p>
+    <w:p>
+      <w:r>
+        <w:t xml:space="preserve">Eggers, S., Low, M., 2014. </w:t>
+      </w:r>
+      <w:r>
+        <w:rPr>
+          <w:i/>
+        </w:rPr>
+        <w:t xml:space="preserve">Differential demographic responses of sympatric Parids to vegetation management in boreal forest. </w:t>
+      </w:r>
+      <w:r>
+        <w:t>For. Ecol. Manage. 319, 169–175.</w:t>
+      </w:r>
+    </w:p>
+    <w:p>
+      <w:r>
+        <w:t xml:space="preserve">Ekman, J., 1979. </w:t>
+      </w:r>
+      <w:r>
+        <w:rPr>
+          <w:i/>
+        </w:rPr>
+        <w:t xml:space="preserve">Coherence, composition and territories of winter social groups of the Willow Tit Parus montanus and the Crested Tit P. cristatus. </w:t>
+      </w:r>
+      <w:r>
+        <w:t>Ornis Scandinavica, 10, pp 56–68</w:t>
+      </w:r>
+    </w:p>
+    <w:p>
+      <w:r>
+        <w:t xml:space="preserve">Griesser, M., Nystrand, M., Eggers, S., Ekman, J., 2007. </w:t>
+      </w:r>
+      <w:r>
+        <w:rPr>
+          <w:i/>
+        </w:rPr>
+        <w:t xml:space="preserve">Impact of forestry practices on fitness correlates and population productivity in an open-nesting bird species. </w:t>
+      </w:r>
+      <w:r>
+        <w:t>Conserv. Biol. 21, 767–774. https://doi.org/10.1111/j.1523- 1739.2007.00675.x</w:t>
+      </w:r>
+    </w:p>
+    <w:p>
+      <w:r>
+        <w:t xml:space="preserve">Klein, J., 2020. </w:t>
+      </w:r>
+      <w:r>
+        <w:rPr>
+          <w:i/>
+        </w:rPr>
+        <w:t xml:space="preserve">The forgotten forest – On thinning, retention, and biodiversity in the boreal forest. </w:t>
+      </w:r>
+      <w:r>
+        <w:t>Doctoral Thesis No. 2020:50</w:t>
+      </w:r>
+    </w:p>
+    <w:p>
+      <w:r>
+        <w:t xml:space="preserve">Siffczyk, C., Brotons, L., Kangas, K., Orell, M., 2003. </w:t>
+      </w:r>
+      <w:r>
+        <w:rPr>
+          <w:i/>
+        </w:rPr>
+        <w:t xml:space="preserve">Home range size of willow tits. </w:t>
+      </w:r>
+      <w:r>
+        <w:t>Oecologica, 136, 635–642 (2003)</w:t>
+      </w:r>
+    </w:p>
+    <w:p>
+      <w:r>
+        <w:t xml:space="preserve">SLU Artdatabanken, 2021. </w:t>
+      </w:r>
+      <w:r>
+        <w:rPr>
+          <w:i/>
+        </w:rPr>
+        <w:t xml:space="preserve">Artfaktablad. Naturvård – artfakta. </w:t>
+      </w:r>
+      <w:r>
+        <w:t>SLU Artdatabanken, Uppsala</w:t>
+      </w:r>
+    </w:p>
+    <w:p>
+      <w:pPr>
+        <w:pStyle w:val="Heading1"/>
+      </w:pPr>
+      <w:r>
+        <w:t>Guckusko – ekologi samt krav på livsmiljön</w:t>
+      </w:r>
+    </w:p>
+    <w:p>
+      <w:r>
+        <w:t>Guckusko omfattas av EU:s art- och habitatdirektiv och är fridlyst enligt §7 Artskyddsförordningen (bilaga 1) vilket innebär att hela dess livsmiljö ska bevaras. Guckusko är beroende av hög och jämn luftfuktighet i gamla, ostörda skogsmiljöer och är känslig för snabba förändringar av ljus-/vindförhållanden eller uttorkning. Den förekommer främst i skogar som inte påverkats av kraftig störning, till exempel slutavverkning, markberedning, körskador, gödsling eller dikning (SLU Artdatabanken, 2021).Dikning och slutavverkning av guckuskons växtplatser är ett direkt hot mot arten och bör undvikas. Kalavverkning missgynnar arten, dels om hyggesavfall lämnas, vilket kan kväva enskilda bestånd, dels indirekt genom att mer konkurrensstarka arter gynnas. Körskador av skogsmaskiner och hyggesplöjning kan leda till lokalt ändrad hydrologi, då de mullrika, fuktiga jordarna är mjuka. Sverige hyser mer än halva den beräknade populationen av arten i EU, vilket innebär att vi har ett internationellt ansvar för arten (SLU Artdatabanken, 2021).</w:t>
+      </w:r>
+    </w:p>
+    <w:p>
+      <w:pPr>
+        <w:pStyle w:val="Heading2"/>
+      </w:pPr>
+      <w:r>
+        <w:t>Referenser – guckusko</w:t>
+      </w:r>
+    </w:p>
+    <w:p>
+      <w:r>
+        <w:t xml:space="preserve">SLU Artdatabanken, 2021. </w:t>
+      </w:r>
+      <w:r>
+        <w:rPr>
+          <w:i/>
+        </w:rPr>
+        <w:t xml:space="preserve">Artfaktablad. Naturvård – artfakta. </w:t>
+      </w:r>
+      <w:r>
+        <w:t>SLU Artdatabanken, Uppsala</w:t>
+      </w:r>
+    </w:p>
+    <w:p>
+      <w:pPr>
+        <w:pStyle w:val="Heading1"/>
+      </w:pPr>
+      <w:r>
+        <w:t>Mindre märgborre – ekologi samt krav på livsmiljön</w:t>
+      </w:r>
+    </w:p>
+    <w:p>
+      <w:r>
+        <w:t xml:space="preserve">Mindre märgborre är en signalart för tallskog med höga naturvärden och kan lätt konstateras genom sina karaktäristiska måsvingeliknande gnagspår som ofta hittas på grova tallgrenar på marken. Mindre märgborre betraktas tillsammans med skarptandad barkborre som nyckelarter, eftersom en rad sällsynta efterföljande arter är beroende av deras gångsystem. Bland dessa kan nämnas åtgärdsprogramsarterna avlång barkborre (VU), </w:t>
+      </w:r>
+      <w:r>
+        <w:rPr>
+          <w:i/>
+        </w:rPr>
+        <w:t>Corticeus longulus</w:t>
+      </w:r>
+      <w:r>
+        <w:t xml:space="preserve"> (VU), tallgångbagge (VU), cholodkovskys bastborre (NT) och tallbarksvartbagge (NT) (Pettersson, 2014; Gunnarsson m fl., 1999).</w:t>
+      </w:r>
+    </w:p>
+    <w:p>
+      <w:r>
+        <w:t>Tallskogar tillhör de livsmiljöer som förändrats i stor skala, där många kvadratmil har omvandlats till unga produktionsskogar. I sådana skogar saknas förutsättningar för de ovannämnda sällsynta barkborrarna och alltmer kunskap tyder på att skogsbrukets omvandling av skogslandskapet, missgynnar åtgärdsprogrammets arter även inne i skyddade områden (Hedgren, 2012; Hedgren m.fl., 2010; Wikars m.fl., 2010; Wikars, 2009). Orsaken är sannolikt att dagens intensiva skogsbruk trivialiserar faunan på nydöda träd. Detta sker genom att generalister förökas upp i sådan grad i den brukade skogen att dessa även kommer att dominera i de för hållandevis små och fragmenterade områden som avsätts för naturvård (Appelqvist, 2005; Janzen, 1983; Ås, 1999).</w:t>
+      </w:r>
+    </w:p>
+    <w:p>
+      <w:r>
+        <w:t>Ett tydligt exempel på en generalist som gynnas av dagens skogsbruk är större märgborre på nydöd tall. Denna utvecklas förutom i vindfällen gärna i avverkningsavfall, inklusive avverkningsstubbar och röjningsstammar. Därmed har den större märgborren möjlighet att upprätthålla stora och stabila populationer på huvuddelen av landets skogsmark, vilket leder till en trivialisering av faunan. Större märgborre inverkar sannolikt direkt negativt på arter som tolvtandad barkborre (EN) och avlång barkborre (VU), och indirekt på de som är gynnade av blånadssvampar, dvs. följearter till framförallt mindre märgborre och skarptandad barkborre. De barkborrar som missgynnas av större märgborre är i mycket högre grad gynnade av tallar som dör genom självgallring, dvs. i normalfallet skog som inte används till skogsproduktion (Pettersson, 2014; Wikars, skriftl.).</w:t>
+      </w:r>
+    </w:p>
+    <w:p>
+      <w:r>
+        <w:t xml:space="preserve">Rika förekomster av främst mindre märgborre men även skarptandad barkborre är en signal för artrikedom och inventeringar har visat att det är i skogar med en naturlig självgallring som det skapas förutsättningar för dessa arter samt de efterföljande åtgärdsprogramsarterna (Pettersson, 2014; Hedgren, 2012). Tallskogar med stark förekomst av mindre märgborre och skarptandad barkborre bör avsättas som reservat. Generellt bör hänsyn tas vid slutavverkning av talldominerad skog så att avverkningsrester som gren- och toppdelar (s.k. GROT) lämnas. Mindre märgborre är typisk art för </w:t>
+      </w:r>
+      <w:r>
+        <w:rPr>
+          <w:i/>
+        </w:rPr>
+        <w:t>9060 Åsbarrskog</w:t>
+      </w:r>
+      <w:r>
+        <w:t xml:space="preserve"> (Pettersson, 2014; SLU Artdatabanken, 2026).</w:t>
+      </w:r>
+    </w:p>
+    <w:p>
+      <w:pPr>
+        <w:pStyle w:val="Heading2"/>
+      </w:pPr>
+      <w:r>
+        <w:t>Referenser – mindre märgborre</w:t>
+      </w:r>
+    </w:p>
+    <w:p>
+      <w:r>
+        <w:t xml:space="preserve">Appelqvist, T., 2005. </w:t>
+      </w:r>
+      <w:r>
+        <w:rPr>
+          <w:i/>
+        </w:rPr>
+        <w:t>Naturvårdsbiologisk forskning. Underlag för områdesskydd i landskapet.</w:t>
+      </w:r>
+      <w:r>
+        <w:t xml:space="preserve"> Naturvårdsverket, Rapport 5452.</w:t>
+      </w:r>
+    </w:p>
+    <w:p>
+      <w:r>
+        <w:t xml:space="preserve">Gunnarsson, B., Pettersson, R. B., Hake, M. och Hultengren, S. &amp; Sjöberg, K., 1999. </w:t>
+      </w:r>
+      <w:r>
+        <w:rPr>
+          <w:i/>
+        </w:rPr>
+        <w:t xml:space="preserve">Spindlar och skalbaggar som indikatorer i barrskog. </w:t>
+      </w:r>
+      <w:r>
+        <w:t>Skog &amp; Forskning, Nr. 2/99, s. 46–51.</w:t>
+      </w:r>
+    </w:p>
+    <w:p>
+      <w:r>
+        <w:t xml:space="preserve">Hedgren, O., 2012. </w:t>
+      </w:r>
+      <w:r>
+        <w:rPr>
+          <w:i/>
+        </w:rPr>
+        <w:t>Hotade insekter på tallved i Dalarna.</w:t>
+      </w:r>
+      <w:r>
+        <w:t xml:space="preserve"> Länsstyrelsen Dalarna, Naturvårdsenheten. Rapport 2012:16.</w:t>
+      </w:r>
+    </w:p>
+    <w:p>
+      <w:r>
+        <w:t xml:space="preserve">Hedgren, O. 2010. </w:t>
+      </w:r>
+      <w:r>
+        <w:rPr>
+          <w:i/>
+        </w:rPr>
+        <w:t>Vedinsekter i tallskog och på brandfält i Värmland.</w:t>
+      </w:r>
+      <w:r>
+        <w:t xml:space="preserve"> Länsstyrelsen Värmland, Stencil, 39 s.</w:t>
+      </w:r>
+    </w:p>
+    <w:p>
+      <w:r>
+        <w:t xml:space="preserve">Janzen, D. H., 1983. </w:t>
+      </w:r>
+      <w:r>
+        <w:rPr>
+          <w:i/>
+        </w:rPr>
+        <w:t>No park is an island: Increase in interference from outside as park size decreases</w:t>
+      </w:r>
+      <w:r>
+        <w:t>. Oikos 41: 402–410.</w:t>
+      </w:r>
+    </w:p>
+    <w:p>
+      <w:r>
+        <w:t xml:space="preserve">Jonsell, M., Weslien, J. &amp; Ehn ström, B., 1998. </w:t>
+      </w:r>
+      <w:r>
+        <w:rPr>
+          <w:i/>
+        </w:rPr>
+        <w:t>Substrate requirements of red-listed saproxylic invertebrates in Sweden</w:t>
+      </w:r>
+      <w:r>
+        <w:t>. Biodiversity and Conserv. 7: 749–764.</w:t>
+      </w:r>
+    </w:p>
+    <w:p>
+      <w:r>
+        <w:t xml:space="preserve">Pettersson, R. B., 2014). </w:t>
+      </w:r>
+      <w:r>
+        <w:rPr>
+          <w:i/>
+        </w:rPr>
+        <w:t>Åtgärdsprogram för skalbaggar på nyligen död tall, 2014–2018.</w:t>
+      </w:r>
+      <w:r>
+        <w:t xml:space="preserve"> Rapport 6599. Bromma: Naturvårdsverket.</w:t>
+      </w:r>
+    </w:p>
+    <w:p>
+      <w:r>
+        <w:t xml:space="preserve">SLU Artdatabanken, 2026. </w:t>
+      </w:r>
+      <w:r>
+        <w:rPr>
+          <w:i/>
+        </w:rPr>
+        <w:t xml:space="preserve">Artfaktablad. Naturvård – artfakta. </w:t>
+      </w:r>
+      <w:r>
+        <w:t>SLU Artdatabanken, Uppsala.</w:t>
+      </w:r>
+    </w:p>
+    <w:p>
+      <w:r>
+        <w:t xml:space="preserve">Wikars, L.-O., Hansson, J. &amp; Hedgren, O., 2010. </w:t>
+      </w:r>
+      <w:r>
+        <w:rPr>
+          <w:i/>
+        </w:rPr>
+        <w:t>Inventering av vedlevande skalbaggar – tallskogar i Örebro län.</w:t>
+      </w:r>
+      <w:r>
+        <w:t xml:space="preserve"> Länsstyrelsen i Örebro län, publ.nr. 2010:2.</w:t>
+      </w:r>
+    </w:p>
+    <w:p>
+      <w:r>
+        <w:t xml:space="preserve">Wikars, L.-O., 2009. </w:t>
+      </w:r>
+      <w:r>
+        <w:rPr>
+          <w:i/>
+        </w:rPr>
+        <w:t>Vedskalbaggar i Hamra nationalpark, Gävleborgs län.</w:t>
+      </w:r>
+      <w:r>
+        <w:t xml:space="preserve"> Länsstyrelsen Gävleborg, Rapport 2009:14.</w:t>
       </w:r>
     </w:p>
     <w:p>
@@ -1216,7 +1754,7 @@
     <w:r>
       <w:tab/>
       <w:tab/>
-      <w:t>2026-09-21</w:t>
+      <w:t>2026-09-23</w:t>
       <w:br/>
       <w:br/>
     </w:r>

--- a/tillsyn/A 35453-2026 tillsynsbegäran.docx
+++ b/tillsyn/A 35453-2026 tillsynsbegäran.docx
@@ -1754,7 +1754,7 @@
     <w:r>
       <w:tab/>
       <w:tab/>
-      <w:t>2026-09-23</w:t>
+      <w:t>2026-09-24</w:t>
       <w:br/>
       <w:br/>
     </w:r>

--- a/tillsyn/A 35453-2026 tillsynsbegäran.docx
+++ b/tillsyn/A 35453-2026 tillsynsbegäran.docx
@@ -1754,7 +1754,7 @@
     <w:r>
       <w:tab/>
       <w:tab/>
-      <w:t>2026-09-24</w:t>
+      <w:t>2026-09-25</w:t>
       <w:br/>
       <w:br/>
     </w:r>

--- a/tillsyn/A 35453-2026 tillsynsbegäran.docx
+++ b/tillsyn/A 35453-2026 tillsynsbegäran.docx
@@ -1754,7 +1754,7 @@
     <w:r>
       <w:tab/>
       <w:tab/>
-      <w:t>2026-09-25</w:t>
+      <w:t>2026-09-26</w:t>
       <w:br/>
       <w:br/>
     </w:r>

--- a/tillsyn/A 35453-2026 tillsynsbegäran.docx
+++ b/tillsyn/A 35453-2026 tillsynsbegäran.docx
@@ -1754,7 +1754,7 @@
     <w:r>
       <w:tab/>
       <w:tab/>
-      <w:t>2026-09-26</w:t>
+      <w:t>2026-09-27</w:t>
       <w:br/>
       <w:br/>
     </w:r>

--- a/tillsyn/A 35453-2026 tillsynsbegäran.docx
+++ b/tillsyn/A 35453-2026 tillsynsbegäran.docx
@@ -1754,7 +1754,7 @@
     <w:r>
       <w:tab/>
       <w:tab/>
-      <w:t>2026-09-27</w:t>
+      <w:t>2026-09-28</w:t>
       <w:br/>
       <w:br/>
     </w:r>

--- a/tillsyn/A 35453-2026 tillsynsbegäran.docx
+++ b/tillsyn/A 35453-2026 tillsynsbegäran.docx
@@ -1754,7 +1754,7 @@
     <w:r>
       <w:tab/>
       <w:tab/>
-      <w:t>2026-09-28</w:t>
+      <w:t>2026-09-29</w:t>
       <w:br/>
       <w:br/>
     </w:r>

--- a/tillsyn/A 35453-2026 tillsynsbegäran.docx
+++ b/tillsyn/A 35453-2026 tillsynsbegäran.docx
@@ -60,12 +60,12 @@
         <w:spacing w:after="240"/>
       </w:pPr>
       <w:r>
-        <w:t>Figur 1. Fyndplatser för naturvårdsarter i och inom 11 meter från avverkningsanmälan. Markörer utan svart kant är placerade på fyndplatsen. Markörer med svart kant är placerade vid sidan av fyndplatsen och har ett svart streck som visar fyndplatsens exakta position. Kartans mittpunktskoordinat är N 6757481, E 514012 i SWEREF 99 TM.</w:t>
+        <w:t>Figur 1. Fyndplatser för naturvårdsarter i och inom 24 meter från avverkningsanmälan. Markörer utan svart kant är placerade på fyndplatsen. Markörer med svart kant är placerade vid sidan av fyndplatsen och har ett svart streck som visar fyndplatsens exakta position. Kartans mittpunktskoordinat är N 6757481, E 514012 i SWEREF 99 TM.</w:t>
       </w:r>
     </w:p>
     <w:p>
       <w:r>
-        <w:t>I och inom 11 meter från avverkningsanmälan finns fynd av 18 naturvårdsarter, varav 6 är rödlistade, 7 är fridlysta, 15 är typiska (T) och 6 är signalarter (S): garnlav (VU, T), knärot (VU, T, §8), rosenticka (NT, T), rynkskinn (NT, T), talltita (NT, §4), ullticka (NT, T), björksplintborre (S), guckusko (S, T, §7), mindre märgborre (S, T), tibast (S, T), underviol (S, T), vedticka (S, T), blåsippa (T, §9), kransmossa (T), ormbär (T), spillkråka (T, §4), tofsmes (T, §4) och nattviol (§8). Se Figur 1.</w:t>
+        <w:t>I och inom 24 meter från avverkningsanmälan finns fynd av 18 naturvårdsarter, varav 6 är rödlistade, 7 är fridlysta, 15 är typiska (T) och 6 är signalarter (S): garnlav (VU, T), knärot (VU, T, §8), rosenticka (NT, T), rynkskinn (NT, T), talltita (NT, §4), ullticka (NT, T), björksplintborre (S), guckusko (S, T, §7), mindre märgborre (S, T), tibast (S, T), underviol (S, T), vedticka (S, T), blåsippa (T, §9), kransmossa (T), ormbär (T), spillkråka (T, §4), tofsmes (T, §4) och nattviol (§8). Se Figur 1.</w:t>
       </w:r>
     </w:p>
     <w:p>
@@ -1754,7 +1754,7 @@
     <w:r>
       <w:tab/>
       <w:tab/>
-      <w:t>2026-09-29</w:t>
+      <w:t>2026-09-30</w:t>
       <w:br/>
       <w:br/>
     </w:r>

--- a/tillsyn/A 35453-2026 tillsynsbegäran.docx
+++ b/tillsyn/A 35453-2026 tillsynsbegäran.docx
@@ -1754,7 +1754,7 @@
     <w:r>
       <w:tab/>
       <w:tab/>
-      <w:t>2026-09-30</w:t>
+      <w:t>2026-10-01</w:t>
       <w:br/>
       <w:br/>
     </w:r>

--- a/tillsyn/A 35453-2026 tillsynsbegäran.docx
+++ b/tillsyn/A 35453-2026 tillsynsbegäran.docx
@@ -1754,7 +1754,7 @@
     <w:r>
       <w:tab/>
       <w:tab/>
-      <w:t>2026-10-01</w:t>
+      <w:t>2026-10-02</w:t>
       <w:br/>
       <w:br/>
     </w:r>

--- a/tillsyn/A 35453-2026 tillsynsbegäran.docx
+++ b/tillsyn/A 35453-2026 tillsynsbegäran.docx
@@ -1754,7 +1754,7 @@
     <w:r>
       <w:tab/>
       <w:tab/>
-      <w:t>2026-10-02</w:t>
+      <w:t>2026-10-03</w:t>
       <w:br/>
       <w:br/>
     </w:r>

--- a/tillsyn/A 35453-2026 tillsynsbegäran.docx
+++ b/tillsyn/A 35453-2026 tillsynsbegäran.docx
@@ -1754,7 +1754,7 @@
     <w:r>
       <w:tab/>
       <w:tab/>
-      <w:t>2026-10-03</w:t>
+      <w:t>2026-10-04</w:t>
       <w:br/>
       <w:br/>
     </w:r>

--- a/tillsyn/A 35453-2026 tillsynsbegäran.docx
+++ b/tillsyn/A 35453-2026 tillsynsbegäran.docx
@@ -1754,7 +1754,7 @@
     <w:r>
       <w:tab/>
       <w:tab/>
-      <w:t>2026-10-04</w:t>
+      <w:t>2026-10-05</w:t>
       <w:br/>
       <w:br/>
     </w:r>

--- a/tillsyn/A 35453-2026 tillsynsbegäran.docx
+++ b/tillsyn/A 35453-2026 tillsynsbegäran.docx
@@ -1754,7 +1754,7 @@
     <w:r>
       <w:tab/>
       <w:tab/>
-      <w:t>2026-10-05</w:t>
+      <w:t>2026-10-06</w:t>
       <w:br/>
       <w:br/>
     </w:r>

--- a/tillsyn/A 35453-2026 tillsynsbegäran.docx
+++ b/tillsyn/A 35453-2026 tillsynsbegäran.docx
@@ -1754,7 +1754,7 @@
     <w:r>
       <w:tab/>
       <w:tab/>
-      <w:t>2026-10-06</w:t>
+      <w:t>2026-10-07</w:t>
       <w:br/>
       <w:br/>
     </w:r>

--- a/tillsyn/A 35453-2026 tillsynsbegäran.docx
+++ b/tillsyn/A 35453-2026 tillsynsbegäran.docx
@@ -1754,7 +1754,7 @@
     <w:r>
       <w:tab/>
       <w:tab/>
-      <w:t>2026-10-07</w:t>
+      <w:t>2026-10-08</w:t>
       <w:br/>
       <w:br/>
     </w:r>

--- a/tillsyn/A 35453-2026 tillsynsbegäran.docx
+++ b/tillsyn/A 35453-2026 tillsynsbegäran.docx
@@ -1754,7 +1754,7 @@
     <w:r>
       <w:tab/>
       <w:tab/>
-      <w:t>2026-10-08</w:t>
+      <w:t>2026-10-09</w:t>
       <w:br/>
       <w:br/>
     </w:r>

--- a/tillsyn/A 35453-2026 tillsynsbegäran.docx
+++ b/tillsyn/A 35453-2026 tillsynsbegäran.docx
@@ -1754,7 +1754,7 @@
     <w:r>
       <w:tab/>
       <w:tab/>
-      <w:t>2026-10-09</w:t>
+      <w:t>2026-10-10</w:t>
       <w:br/>
       <w:br/>
     </w:r>

--- a/tillsyn/A 35453-2026 tillsynsbegäran.docx
+++ b/tillsyn/A 35453-2026 tillsynsbegäran.docx
@@ -1754,7 +1754,7 @@
     <w:r>
       <w:tab/>
       <w:tab/>
-      <w:t>2026-10-10</w:t>
+      <w:t>2026-10-11</w:t>
       <w:br/>
       <w:br/>
     </w:r>

--- a/tillsyn/A 35453-2026 tillsynsbegäran.docx
+++ b/tillsyn/A 35453-2026 tillsynsbegäran.docx
@@ -1754,7 +1754,7 @@
     <w:r>
       <w:tab/>
       <w:tab/>
-      <w:t>2026-10-11</w:t>
+      <w:t>2026-10-12</w:t>
       <w:br/>
       <w:br/>
     </w:r>

--- a/tillsyn/A 35453-2026 tillsynsbegäran.docx
+++ b/tillsyn/A 35453-2026 tillsynsbegäran.docx
@@ -1754,7 +1754,7 @@
     <w:r>
       <w:tab/>
       <w:tab/>
-      <w:t>2026-10-12</w:t>
+      <w:t>2026-10-13</w:t>
       <w:br/>
       <w:br/>
     </w:r>

--- a/tillsyn/A 35453-2026 tillsynsbegäran.docx
+++ b/tillsyn/A 35453-2026 tillsynsbegäran.docx
@@ -1754,7 +1754,7 @@
     <w:r>
       <w:tab/>
       <w:tab/>
-      <w:t>2026-10-13</w:t>
+      <w:t>2026-10-14</w:t>
       <w:br/>
       <w:br/>
     </w:r>

--- a/tillsyn/A 35453-2026 tillsynsbegäran.docx
+++ b/tillsyn/A 35453-2026 tillsynsbegäran.docx
@@ -1754,7 +1754,7 @@
     <w:r>
       <w:tab/>
       <w:tab/>
-      <w:t>2026-10-14</w:t>
+      <w:t>2026-10-15</w:t>
       <w:br/>
       <w:br/>
     </w:r>

--- a/tillsyn/A 35453-2026 tillsynsbegäran.docx
+++ b/tillsyn/A 35453-2026 tillsynsbegäran.docx
@@ -1754,7 +1754,7 @@
     <w:r>
       <w:tab/>
       <w:tab/>
-      <w:t>2026-10-15</w:t>
+      <w:t>2026-10-16</w:t>
       <w:br/>
       <w:br/>
     </w:r>

--- a/tillsyn/A 35453-2026 tillsynsbegäran.docx
+++ b/tillsyn/A 35453-2026 tillsynsbegäran.docx
@@ -1754,7 +1754,7 @@
     <w:r>
       <w:tab/>
       <w:tab/>
-      <w:t>2026-10-16</w:t>
+      <w:t>2026-10-17</w:t>
       <w:br/>
       <w:br/>
     </w:r>

--- a/tillsyn/A 35453-2026 tillsynsbegäran.docx
+++ b/tillsyn/A 35453-2026 tillsynsbegäran.docx
@@ -1754,7 +1754,7 @@
     <w:r>
       <w:tab/>
       <w:tab/>
-      <w:t>2026-10-17</w:t>
+      <w:t>2026-10-18</w:t>
       <w:br/>
       <w:br/>
     </w:r>

--- a/tillsyn/A 35453-2026 tillsynsbegäran.docx
+++ b/tillsyn/A 35453-2026 tillsynsbegäran.docx
@@ -1754,7 +1754,7 @@
     <w:r>
       <w:tab/>
       <w:tab/>
-      <w:t>2026-10-18</w:t>
+      <w:t>2026-10-19</w:t>
       <w:br/>
       <w:br/>
     </w:r>

--- a/tillsyn/A 35453-2026 tillsynsbegäran.docx
+++ b/tillsyn/A 35453-2026 tillsynsbegäran.docx
@@ -1754,7 +1754,7 @@
     <w:r>
       <w:tab/>
       <w:tab/>
-      <w:t>2026-10-19</w:t>
+      <w:t>2026-10-20</w:t>
       <w:br/>
       <w:br/>
     </w:r>

--- a/tillsyn/A 35453-2026 tillsynsbegäran.docx
+++ b/tillsyn/A 35453-2026 tillsynsbegäran.docx
@@ -1754,7 +1754,7 @@
     <w:r>
       <w:tab/>
       <w:tab/>
-      <w:t>2026-10-20</w:t>
+      <w:t>2026-10-21</w:t>
       <w:br/>
       <w:br/>
     </w:r>

--- a/tillsyn/A 35453-2026 tillsynsbegäran.docx
+++ b/tillsyn/A 35453-2026 tillsynsbegäran.docx
@@ -1754,7 +1754,7 @@
     <w:r>
       <w:tab/>
       <w:tab/>
-      <w:t>2026-10-21</w:t>
+      <w:t>2026-10-22</w:t>
       <w:br/>
       <w:br/>
     </w:r>

--- a/tillsyn/A 35453-2026 tillsynsbegäran.docx
+++ b/tillsyn/A 35453-2026 tillsynsbegäran.docx
@@ -1754,7 +1754,7 @@
     <w:r>
       <w:tab/>
       <w:tab/>
-      <w:t>2026-10-22</w:t>
+      <w:t>2026-10-23</w:t>
       <w:br/>
       <w:br/>
     </w:r>

--- a/tillsyn/A 35453-2026 tillsynsbegäran.docx
+++ b/tillsyn/A 35453-2026 tillsynsbegäran.docx
@@ -1754,7 +1754,7 @@
     <w:r>
       <w:tab/>
       <w:tab/>
-      <w:t>2026-10-23</w:t>
+      <w:t>2026-10-24</w:t>
       <w:br/>
       <w:br/>
     </w:r>

--- a/tillsyn/A 35453-2026 tillsynsbegäran.docx
+++ b/tillsyn/A 35453-2026 tillsynsbegäran.docx
@@ -1754,7 +1754,7 @@
     <w:r>
       <w:tab/>
       <w:tab/>
-      <w:t>2026-10-24</w:t>
+      <w:t>2026-10-25</w:t>
       <w:br/>
       <w:br/>
     </w:r>

--- a/tillsyn/A 35453-2026 tillsynsbegäran.docx
+++ b/tillsyn/A 35453-2026 tillsynsbegäran.docx
@@ -1754,7 +1754,7 @@
     <w:r>
       <w:tab/>
       <w:tab/>
-      <w:t>2026-10-25</w:t>
+      <w:t>2026-10-26</w:t>
       <w:br/>
       <w:br/>
     </w:r>

--- a/tillsyn/A 35453-2026 tillsynsbegäran.docx
+++ b/tillsyn/A 35453-2026 tillsynsbegäran.docx
@@ -1754,7 +1754,7 @@
     <w:r>
       <w:tab/>
       <w:tab/>
-      <w:t>2026-10-26</w:t>
+      <w:t>2026-10-27</w:t>
       <w:br/>
       <w:br/>
     </w:r>

--- a/tillsyn/A 35453-2026 tillsynsbegäran.docx
+++ b/tillsyn/A 35453-2026 tillsynsbegäran.docx
@@ -1754,7 +1754,7 @@
     <w:r>
       <w:tab/>
       <w:tab/>
-      <w:t>2026-10-27</w:t>
+      <w:t>2026-10-28</w:t>
       <w:br/>
       <w:br/>
     </w:r>

--- a/tillsyn/A 35453-2026 tillsynsbegäran.docx
+++ b/tillsyn/A 35453-2026 tillsynsbegäran.docx
@@ -22,7 +22,7 @@
       <w:r>
         <w:drawing>
           <wp:inline xmlns:a="http://schemas.openxmlformats.org/drawingml/2006/main" xmlns:pic="http://schemas.openxmlformats.org/drawingml/2006/picture">
-            <wp:extent cx="5486400" cy="4889870"/>
+            <wp:extent cx="5486400" cy="4760114"/>
             <wp:docPr id="1" name="Picture 1"/>
             <wp:cNvGraphicFramePr>
               <a:graphicFrameLocks noChangeAspect="1"/>
@@ -43,7 +43,7 @@
                   <pic:spPr>
                     <a:xfrm>
                       <a:off x="0" y="0"/>
-                      <a:ext cx="5486400" cy="4889870"/>
+                      <a:ext cx="5486400" cy="4760114"/>
                     </a:xfrm>
                     <a:prstGeom prst="rect"/>
                   </pic:spPr>
@@ -65,7 +65,7 @@
     </w:p>
     <w:p>
       <w:r>
-        <w:t>I och inom 24 meter från avverkningsanmälan finns fynd av 18 naturvårdsarter, varav 6 är rödlistade, 7 är fridlysta, 15 är typiska (T) och 6 är signalarter (S): garnlav (VU, T), knärot (VU, T, §8), rosenticka (NT, T), rynkskinn (NT, T), talltita (NT, §4), ullticka (NT, T), björksplintborre (S), guckusko (S, T, §7), mindre märgborre (S, T), tibast (S, T), underviol (S, T), vedticka (S, T), blåsippa (T, §9), kransmossa (T), ormbär (T), spillkråka (T, §4), tofsmes (T, §4) och nattviol (§8). Se Figur 1.</w:t>
+        <w:t>I och inom 24 meter från avverkningsanmälan finns fynd av 19 naturvårdsarter, varav 7 är rödlistade, 8 är fridlysta, 16 är typiska (T) och 6 är signalarter (S): garnlav (VU, T), knärot (VU, T, §8), rosenticka (NT, T), rynkskinn (NT, T), talltita (NT, §4), tretåig hackspett (NT, T, §4), ullticka (NT, T), björksplintborre (S), guckusko (S, T, §7), mindre märgborre (S, T), tibast (S, T), underviol (S, T), vedticka (S, T), blåsippa (T, §9), kransmossa (T), ormbär (T), spillkråka (T, §4), tofsmes (T, §4) och nattviol (§8). Se Figur 1.</w:t>
       </w:r>
     </w:p>
     <w:p>
@@ -182,7 +182,7 @@
     </w:p>
     <w:p>
       <w:r>
-        <w:t>I det avverkningsanmälda området finns 20 fyndplatser för knärot registrerade på Artportalen. Figur 2 visar gränserna för buffertzoner på 50 m, som behöver lämnas kring fyndplatserna för att knärotslokalerna inte ska försvinna vid en avverkning. Av det avverkningsanmälda området överlappar 3.57 ha med buffertzonerna och får av detta skäl inte avverkas.</w:t>
+        <w:t>I det avverkningsanmälda området finns 21 fyndplatser för knärot registrerade på Artportalen. Figur 2 visar gränserna för buffertzoner på 50 m, som behöver lämnas kring fyndplatserna för att knärotslokalerna inte ska försvinna vid en avverkning. Av det avverkningsanmälda området överlappar 3.57 ha med buffertzonerna och får av detta skäl inte avverkas.</w:t>
       </w:r>
     </w:p>
     <w:p>
@@ -307,6 +307,35 @@
         <w:rPr>
           <w:b/>
         </w:rPr>
+        <w:t>Tretåig hackspett (NT, §4)</w:t>
+      </w:r>
+      <w:r>
+        <w:t xml:space="preserve"> är rödlistad som nära hotad och ingår i bilaga 1 i EU:s fågeldirektiv. Tretåig hackspett är för sin överlevnad beroende av kontinuerlig tillförsel av äldre döende och död ved, som sker genom naturliga självgallringsprocesser i äldre grannaturskogar och barrblandade naturskogar. Om en skog genom skogsbruk gallras eller glesas ur så upphör och uteblir i stort sett den naturliga självgallringsprocessen för mycket lång tid framöver vilket omöjliggör upprätthållandet av den kontinuerliga ekologiska funktionen i ett område. Det finns studier som visar att naturskogens självgallringsprocess som den tretåiga hackspetten är beroende av, inte kan ersättas med efterlämnad hänsyn i skogsbruket (Imbeau &amp; Desrochers, 2002). Storleken på häckningsreviret varierar med skogstypen, förekomsten av död ved och graden av fragmentering, men är i allmänhet i storleksordningen 25–100 hektar. Vintertid krävs ofta betydligt större områden och det finns studier som antyder att arten behöver minst 100 hektar äldre skog. I områden med låg bonitet kan det behövas över 200 hektar lämpligt habitat för att ett par ska kunna reproducera sig. Områden med dokumenterad permanent förekomst i naturskogsmiljöer har vanligen så stora naturvärden att skogsbruk är olämpligt. Tretåig hackspett är typisk art för </w:t>
+      </w:r>
+      <w:r>
+        <w:rPr>
+          <w:i/>
+        </w:rPr>
+        <w:t xml:space="preserve">9010 Taiga, 9740 Skogsbevuxen myr, 9030 Landhöjningsskog </w:t>
+      </w:r>
+      <w:r>
+        <w:t xml:space="preserve">och </w:t>
+      </w:r>
+      <w:r>
+        <w:rPr>
+          <w:i/>
+        </w:rPr>
+        <w:t>9040 Fjällbjörkskog</w:t>
+      </w:r>
+      <w:r>
+        <w:t xml:space="preserve"> (Skogsstyrelsen, 2016; SLU Artdatabanken, 2024).</w:t>
+      </w:r>
+    </w:p>
+    <w:p>
+      <w:r>
+        <w:rPr>
+          <w:b/>
+        </w:rPr>
         <w:t>Ullticka (NT)</w:t>
       </w:r>
       <w:r>
@@ -651,7 +680,7 @@
     </w:p>
     <w:p>
       <w:r>
-        <w:t>Följande typiska arter har sina livsmiljöer och växtplatser i den avverkningsanmälda skogen: garnlav (VU, T), knärot (VU, T, §8), rosenticka (NT, T), rynkskinn (NT, T), ullticka (NT, T), guckusko (S, T, §7), mindre märgborre (S, T), tibast (S, T), underviol (S, T), vedticka (S, T), blåsippa (T, §9), kransmossa (T), ormbär (T), spillkråka (T, §4) och tofsmes (T, §4).</w:t>
+        <w:t>Följande typiska arter har sina livsmiljöer och växtplatser i den avverkningsanmälda skogen: garnlav (VU, T), knärot (VU, T, §8), rosenticka (NT, T), rynkskinn (NT, T), tretåig hackspett (NT, T, §4), ullticka (NT, T), guckusko (S, T, §7), mindre märgborre (S, T), tibast (S, T), underviol (S, T), vedticka (S, T), blåsippa (T, §9), kransmossa (T), ormbär (T), spillkråka (T, §4) och tofsmes (T, §4).</w:t>
       </w:r>
     </w:p>
     <w:p>
@@ -1075,6 +1104,207 @@
       </w:r>
       <w:r>
         <w:t>SLU Artdatabanken, Uppsala</w:t>
+      </w:r>
+    </w:p>
+    <w:p>
+      <w:pPr>
+        <w:pStyle w:val="Heading1"/>
+      </w:pPr>
+      <w:r>
+        <w:t>Tretåig hackspett – ekologi samt krav på livsmiljön</w:t>
+      </w:r>
+    </w:p>
+    <w:p>
+      <w:r>
+        <w:t xml:space="preserve">Tretåig hackspett (NT) är fridlyst enligt §4 Artskyddsförordningen och finns med som prioriterad art i Skogsstyrelsen vägledning för skogsbruket (bilaga 4 till SVL). I vägledningen står bland annat att: </w:t>
+      </w:r>
+      <w:r>
+        <w:rPr>
+          <w:i/>
+        </w:rPr>
+        <w:t xml:space="preserve">“Tretåig hackspett har stora arealkrav och höga krav på sin livsmiljö. Omdaningen av naturskogar till kulturskogar medför en förlust av viktiga miljöer, något som förstärks av ökad fragmentering till följd av avverkningar.” </w:t>
+      </w:r>
+      <w:r>
+        <w:t xml:space="preserve">Vidare att: </w:t>
+      </w:r>
+      <w:r>
+        <w:rPr>
+          <w:i/>
+        </w:rPr>
+        <w:t>“Områden med dokumenterad permanent förekomst i naturskogsmiljöer har vanligen så stora naturvärden att skogsbruk är olämpligt”</w:t>
+      </w:r>
+      <w:r>
+        <w:t xml:space="preserve"> (SLU Artdatabanken, 2024; Skogsstyrelsen, 2016)</w:t>
+      </w:r>
+      <w:r>
+        <w:rPr>
+          <w:i/>
+        </w:rPr>
+        <w:t>.</w:t>
+      </w:r>
+    </w:p>
+    <w:p>
+      <w:r>
+        <w:t>Tretåig hackspett är beroende av större sammanhängande naturskogar med kontinuerlig tillgång och nybildning av död ved och fragmentering av livsmiljöerna utgör ett stort hot mot arten (se exempelvis Stachura-Skierczynska et al., 2009; Wesolowski et al., 2005; Butler et al., 2004; Pakkala et al., 2002; Amcoff et al., 1996; Virkkala, 1991). Det finns studier som visar att naturskogens självgallringsprocess som den tretåiga hackspetten är beroende av, inte kan ersättas med efterlämnad hänsyn i skogsbruket (Imbeau &amp; Desrochers, 2002).</w:t>
+      </w:r>
+    </w:p>
+    <w:p>
+      <w:r>
+        <w:t>Permanenta revir av tretåig hackspett karaktäriseras ofta av artens typiska ringformigt ordnade hackmärken på framför allt gamla granar. För att säkerställa att inte revir av tretåig hackspett drabbas av avverkningsplanerna bör en inventering göras i området både under häckningstid och under vintern, då arten utnyttjar betydligt större områden än under sommarens häckningsrevir. Storleken på häckningsreviret varierar med skogstypen, förekomsten av död ved och graden av fragmentering, men är i allmänhet i storleksordningen 25–100 hektar (SLU Artdatabanken, 2024; Skogsstyrelsen, 2016).</w:t>
+      </w:r>
+    </w:p>
+    <w:p>
+      <w:r>
+        <w:t xml:space="preserve">Förutom fridlysning enligt §4 Artskyddsförordningen är tretåig hackspett även förtecknad i EU:s fågeldirektiv bilaga 1. Den är typisk art för </w:t>
+      </w:r>
+      <w:r>
+        <w:rPr>
+          <w:i/>
+        </w:rPr>
+        <w:t xml:space="preserve">9010 Taiga, 9740 Skogsbevuxen myr, 9030 Landhöjningsskog </w:t>
+      </w:r>
+      <w:r>
+        <w:t xml:space="preserve">och </w:t>
+      </w:r>
+      <w:r>
+        <w:rPr>
+          <w:i/>
+        </w:rPr>
+        <w:t>9040 Fjällbjörkskog</w:t>
+      </w:r>
+      <w:r>
+        <w:t xml:space="preserve"> samt ingår i Natura 2000 och är förtecknad i Bernkonventionen bilaga II (strikt skyddade djurarter) (SLU Artdatabanken, 2024; Skogsstyrelsen, 2016).</w:t>
+      </w:r>
+    </w:p>
+    <w:p>
+      <w:pPr>
+        <w:pStyle w:val="Heading2"/>
+      </w:pPr>
+      <w:r>
+        <w:t>Referenser – tretåig hackspett</w:t>
+      </w:r>
+    </w:p>
+    <w:p>
+      <w:r>
+        <w:t xml:space="preserve">Amcoff, M. &amp; Eriksson, P. 1996. </w:t>
+      </w:r>
+      <w:r>
+        <w:rPr>
+          <w:i/>
+        </w:rPr>
+        <w:t xml:space="preserve">Förekomst av tretåig hackspett Picoides tridactylus på bestånds- och landskapsnivå. </w:t>
+      </w:r>
+      <w:r>
+        <w:t>Ornis Svecica 6: 107–119.</w:t>
+      </w:r>
+    </w:p>
+    <w:p>
+      <w:r>
+        <w:t xml:space="preserve">Butler, R., Angelstam, P., Ekelund, P. &amp; Schlaeffer, R. 2004. </w:t>
+      </w:r>
+      <w:r>
+        <w:rPr>
+          <w:i/>
+        </w:rPr>
+        <w:t xml:space="preserve">Dead wood threshold values for the three-toed woodpecker presence in boreal and sub-Alpine forest. </w:t>
+      </w:r>
+      <w:r>
+        <w:t>Biological conservation 119(3): 305–318.</w:t>
+      </w:r>
+    </w:p>
+    <w:p>
+      <w:r>
+        <w:t xml:space="preserve">Imbeau, L. &amp; Desrochers, A. 2002. </w:t>
+      </w:r>
+      <w:r>
+        <w:rPr>
+          <w:i/>
+        </w:rPr>
+        <w:t xml:space="preserve">Foraging Ecology and Use of Drumming Trees by Three-Toed Woodpeckers. </w:t>
+      </w:r>
+      <w:r>
+        <w:t>The Journal of Wildlife Management. Vol. 66, No. 1 (Jan., 2002), pp. 222–231.</w:t>
+      </w:r>
+    </w:p>
+    <w:p>
+      <w:r>
+        <w:t xml:space="preserve">Pakkala, T., Hanski, I. &amp; Tomppo, E. 2002. </w:t>
+      </w:r>
+      <w:r>
+        <w:rPr>
+          <w:i/>
+        </w:rPr>
+        <w:t xml:space="preserve">Spatial ecology of the three-toed woodpecker in managed forest landscapes. </w:t>
+      </w:r>
+      <w:r>
+        <w:t>Silva Fennica 36(1): 279–288.</w:t>
+      </w:r>
+    </w:p>
+    <w:p>
+      <w:r>
+        <w:t xml:space="preserve">Skogsstyrelsen, 2016. </w:t>
+      </w:r>
+      <w:r>
+        <w:rPr>
+          <w:i/>
+        </w:rPr>
+        <w:t>Vägledning för hänsyn till fåglar – Tretåig hackspett.</w:t>
+      </w:r>
+    </w:p>
+    <w:p>
+      <w:r>
+        <w:t xml:space="preserve">SLU Artdatabanken, 2024. </w:t>
+      </w:r>
+      <w:r>
+        <w:rPr>
+          <w:i/>
+        </w:rPr>
+        <w:t xml:space="preserve">Artfaktablad. Naturvård – artfakta. </w:t>
+      </w:r>
+      <w:r>
+        <w:t>SLU Artdatabanken, Uppsala.</w:t>
+      </w:r>
+    </w:p>
+    <w:p>
+      <w:r>
+        <w:t xml:space="preserve">Stachura-Skierczynska, K., Tumiel, T. &amp; Skierczynski, M. 2009. </w:t>
+      </w:r>
+      <w:r>
+        <w:rPr>
+          <w:i/>
+        </w:rPr>
+        <w:t xml:space="preserve">Habitat prediction model for three-toed woodpecker and its implications for the conservation of biologically valuable forests. </w:t>
+      </w:r>
+      <w:r>
+        <w:t>Forest Ecology and Management 258(5): 697–703.</w:t>
+      </w:r>
+    </w:p>
+    <w:p>
+      <w:r>
+        <w:t xml:space="preserve">Virkkala, R. 1991. </w:t>
+      </w:r>
+      <w:r>
+        <w:rPr>
+          <w:i/>
+        </w:rPr>
+        <w:t xml:space="preserve">Population trends of forest birds in a Finnish Lapland landscape of large habitat blocks – Consequences of stochastic environmental variation or regional habitat alteration. </w:t>
+      </w:r>
+      <w:r>
+        <w:t>Biological conservation 56(2): 223–240.</w:t>
+      </w:r>
+    </w:p>
+    <w:p>
+      <w:r>
+        <w:t xml:space="preserve">Wesolowski, T., Czeszczewik, D. &amp; Rowinski, P. 2005. </w:t>
+      </w:r>
+      <w:r>
+        <w:rPr>
+          <w:i/>
+        </w:rPr>
+        <w:t xml:space="preserve">Effects of forest management on Three-toed Woodpecker Picoides tridactylus distribution in the Bialowieza Forest (NE Poland): conservation implications. </w:t>
+      </w:r>
+      <w:r>
+        <w:t>Acta Ornithologica 40(1): 53–60.</w:t>
       </w:r>
     </w:p>
     <w:p>
@@ -1754,7 +1984,7 @@
     <w:r>
       <w:tab/>
       <w:tab/>
-      <w:t>2026-10-28</w:t>
+      <w:t>2026-10-29</w:t>
       <w:br/>
       <w:br/>
     </w:r>

--- a/tillsyn/A 35453-2026 tillsynsbegäran.docx
+++ b/tillsyn/A 35453-2026 tillsynsbegäran.docx
@@ -1984,7 +1984,7 @@
     <w:r>
       <w:tab/>
       <w:tab/>
-      <w:t>2026-10-29</w:t>
+      <w:t>2026-10-31</w:t>
       <w:br/>
       <w:br/>
     </w:r>
